--- a/pr-preview/pr-230/chapters/defining-terms-tracked-changes.docx
+++ b/pr-preview/pr-230/chapters/defining-terms-tracked-changes.docx
@@ -26,7 +26,7 @@
       </w:pPr>
       <w:ins w:id="2" w:author="PR Preview" w:date="2026-01-01T00:00:00Z">
         <w:r>
-          <w:t xml:space="preserve">Last modified: 2026-10-16 03:24:09 (PDT)</w:t>
+          <w:t xml:space="preserve">Last modified: 2026-10-16 03:30:29 (PDT)</w:t>
         </w:r>
       </w:ins>
     </w:p>

--- a/pr-preview/pr-230/chapters/defining-terms-tracked-changes.docx
+++ b/pr-preview/pr-230/chapters/defining-terms-tracked-changes.docx
@@ -26,7 +26,7 @@
       </w:pPr>
       <w:ins w:id="2" w:author="PR Preview" w:date="2026-01-01T00:00:00Z">
         <w:r>
-          <w:t xml:space="preserve">Last modified: 2026-10-16 03:30:29 (PDT)</w:t>
+          <w:t xml:space="preserve">Last modified: 2026-10-16 03:37:37 (PDT)</w:t>
         </w:r>
       </w:ins>
     </w:p>
@@ -2218,222 +2218,91 @@
           <w:numId w:val="1001"/>
         </w:numPr>
       </w:pPr>
-      <w:del w:id="3" w:author="PR Preview" w:date="2026-01-01T00:00:00Z">
-        <w:r>
-          <w:rPr>
-            <w:b/>
-            <w:bCs/>
-          </w:rPr>
-          <w:delText xml:space="preserve">Define and link every technical term at its first use in each div:</w:delText>
-        </w:r>
-      </w:del>
-      <w:del w:id="4" w:author="PR Preview" w:date="2026-01-01T00:00:00Z">
-        <w:r>
-          <w:delText xml:space="preserve"> </w:delText>
-        </w:r>
-      </w:del>
-      <w:del w:id="5" w:author="PR Preview" w:date="2026-01-01T00:00:00Z">
-        <w:r>
-          <w:delText xml:space="preserve">Inside a definition, theorem, example or other div,</w:delText>
-        </w:r>
-      </w:del>
-      <w:del w:id="6" w:author="PR Preview" w:date="2026-01-01T00:00:00Z">
-        <w:r>
-          <w:delText xml:space="preserve"> </w:delText>
-        </w:r>
-      </w:del>
-      <w:del w:id="7" w:author="PR Preview" w:date="2026-01-01T00:00:00Z">
-        <w:r>
-          <w:delText xml:space="preserve">link a technical term to its formal definition the first time it appears in that div.</w:delText>
-        </w:r>
-      </w:del>
-      <w:del w:id="8" w:author="PR Preview" w:date="2026-01-01T00:00:00Z">
-        <w:r>
-          <w:delText xml:space="preserve"> </w:delText>
-        </w:r>
-      </w:del>
-      <w:del w:id="9" w:author="PR Preview" w:date="2026-01-01T00:00:00Z">
-        <w:r>
-          <w:delText xml:space="preserve">Outside divs, link it the first time it appears in each prose passage.</w:delText>
-        </w:r>
-      </w:del>
-      <w:del w:id="10" w:author="PR Preview" w:date="2026-01-01T00:00:00Z">
-        <w:r>
-          <w:delText xml:space="preserve"> </w:delText>
-        </w:r>
-      </w:del>
-      <w:del w:id="11" w:author="PR Preview" w:date="2026-01-01T00:00:00Z">
-        <w:r>
-          <w:delText xml:space="preserve">A link in an earlier div does not carry over,</w:delText>
-        </w:r>
-      </w:del>
-      <w:del w:id="12" w:author="PR Preview" w:date="2026-01-01T00:00:00Z">
-        <w:r>
-          <w:delText xml:space="preserve"> </w:delText>
-        </w:r>
-      </w:del>
-      <w:del w:id="13" w:author="PR Preview" w:date="2026-01-01T00:00:00Z">
-        <w:r>
-          <w:delText xml:space="preserve">because readers jump into the middle of a page.</w:delText>
-        </w:r>
-      </w:del>
-      <w:del w:id="14" w:author="PR Preview" w:date="2026-01-01T00:00:00Z">
-        <w:r>
-          <w:delText xml:space="preserve"> </w:delText>
-        </w:r>
-      </w:del>
-      <w:del w:id="15" w:author="PR Preview" w:date="2026-01-01T00:00:00Z">
-        <w:r>
-          <w:delText xml:space="preserve">Link once per div or passage, not at every mention.</w:delText>
-        </w:r>
-      </w:del>
-      <w:del w:id="16" w:author="PR Preview" w:date="2026-01-01T00:00:00Z">
-        <w:r>
-          <w:delText xml:space="preserve"> </w:delText>
-        </w:r>
-      </w:del>
-      <w:del w:id="17" w:author="PR Preview" w:date="2026-01-01T00:00:00Z">
-        <w:r>
-          <w:delText xml:space="preserve">If the term has no formal definition yet,</w:delText>
-        </w:r>
-      </w:del>
-      <w:del w:id="18" w:author="PR Preview" w:date="2026-01-01T00:00:00Z">
-        <w:r>
-          <w:delText xml:space="preserve"> </w:delText>
-        </w:r>
-      </w:del>
-      <w:del w:id="19" w:author="PR Preview" w:date="2026-01-01T00:00:00Z">
-        <w:r>
-          <w:delText xml:space="preserve">write the definition in its own definition div,</w:delText>
-        </w:r>
-      </w:del>
-      <w:del w:id="20" w:author="PR Preview" w:date="2026-01-01T00:00:00Z">
-        <w:r>
-          <w:delText xml:space="preserve"> </w:delText>
-        </w:r>
-      </w:del>
-      <w:del w:id="21" w:author="PR Preview" w:date="2026-01-01T00:00:00Z">
-        <w:r>
-          <w:delText xml:space="preserve">then link to it.</w:delText>
-        </w:r>
-      </w:del>
-      <w:del w:id="22" w:author="PR Preview" w:date="2026-01-01T00:00:00Z">
-        <w:r>
-          <w:delText xml:space="preserve"> </w:delText>
-        </w:r>
-      </w:del>
-      <w:del w:id="23" w:author="PR Preview" w:date="2026-01-01T00:00:00Z">
-        <w:r>
-          <w:delText xml:space="preserve">In a series of related documents, such as course notes,</w:delText>
-        </w:r>
-      </w:del>
-      <w:del w:id="24" w:author="PR Preview" w:date="2026-01-01T00:00:00Z">
-        <w:r>
-          <w:delText xml:space="preserve"> </w:delText>
-        </w:r>
-      </w:del>
-      <w:del w:id="25" w:author="PR Preview" w:date="2026-01-01T00:00:00Z">
-        <w:r>
-          <w:delText xml:space="preserve">first look for a definition in an earlier document</w:delText>
-        </w:r>
-      </w:del>
-      <w:del w:id="26" w:author="PR Preview" w:date="2026-01-01T00:00:00Z">
-        <w:r>
-          <w:delText xml:space="preserve"> </w:delText>
-        </w:r>
-      </w:del>
-      <w:del w:id="27" w:author="PR Preview" w:date="2026-01-01T00:00:00Z">
-        <w:r>
-          <w:delText xml:space="preserve">and link to it if one exists.</w:delText>
-        </w:r>
-      </w:del>
-      <w:del w:id="28" w:author="PR Preview" w:date="2026-01-01T00:00:00Z">
-        <w:r>
-          <w:delText xml:space="preserve"> </w:delText>
-        </w:r>
-      </w:del>
-      <w:del w:id="29" w:author="PR Preview" w:date="2026-01-01T00:00:00Z">
-        <w:r>
-          <w:delText xml:space="preserve">Otherwise write the definition in the earliest document that needs the term.</w:delText>
-        </w:r>
-      </w:del>
-    </w:p>
-    <w:p>
-      <w:pPr>
-        <w:numPr>
-          <w:ilvl w:val="0"/>
-          <w:numId w:val="1001"/>
-        </w:numPr>
-      </w:pPr>
-      <w:ins w:id="30" w:author="PR Preview" w:date="2026-01-01T00:00:00Z">
-        <w:r>
-          <w:rPr>
-            <w:b/>
-            <w:bCs/>
-          </w:rPr>
-          <w:t xml:space="preserve">Link every technical term to its formal definition at its first use in each div:</w:t>
-        </w:r>
-      </w:ins>
-      <w:ins w:id="31" w:author="PR Preview" w:date="2026-01-01T00:00:00Z">
-        <w:r>
-          <w:t xml:space="preserve"> </w:t>
-        </w:r>
-      </w:ins>
-      <w:ins w:id="32" w:author="PR Preview" w:date="2026-01-01T00:00:00Z">
-        <w:r>
-          <w:t xml:space="preserve">Inside a definition, theorem, example or other div,</w:t>
-        </w:r>
-      </w:ins>
-      <w:ins w:id="33" w:author="PR Preview" w:date="2026-01-01T00:00:00Z">
-        <w:r>
-          <w:t xml:space="preserve"> </w:t>
-        </w:r>
-      </w:ins>
-      <w:ins w:id="34" w:author="PR Preview" w:date="2026-01-01T00:00:00Z">
-        <w:r>
-          <w:t xml:space="preserve">link a technical term the first time it appears in that div.</w:t>
-        </w:r>
-      </w:ins>
-      <w:ins w:id="35" w:author="PR Preview" w:date="2026-01-01T00:00:00Z">
-        <w:r>
-          <w:t xml:space="preserve"> </w:t>
-        </w:r>
-      </w:ins>
-      <w:ins w:id="36" w:author="PR Preview" w:date="2026-01-01T00:00:00Z">
-        <w:r>
-          <w:t xml:space="preserve">Outside divs, link it the first time it appears in each prose passage.</w:t>
-        </w:r>
-      </w:ins>
-      <w:ins w:id="37" w:author="PR Preview" w:date="2026-01-01T00:00:00Z">
-        <w:r>
-          <w:t xml:space="preserve"> </w:t>
-        </w:r>
-      </w:ins>
-      <w:ins w:id="38" w:author="PR Preview" w:date="2026-01-01T00:00:00Z">
-        <w:r>
-          <w:t xml:space="preserve">A link in an earlier div does not carry over,</w:t>
-        </w:r>
-      </w:ins>
-      <w:ins w:id="39" w:author="PR Preview" w:date="2026-01-01T00:00:00Z">
-        <w:r>
-          <w:t xml:space="preserve"> </w:t>
-        </w:r>
-      </w:ins>
-      <w:ins w:id="40" w:author="PR Preview" w:date="2026-01-01T00:00:00Z">
-        <w:r>
-          <w:t xml:space="preserve">because readers jump into the middle of a page.</w:t>
-        </w:r>
-      </w:ins>
-      <w:ins w:id="41" w:author="PR Preview" w:date="2026-01-01T00:00:00Z">
-        <w:r>
-          <w:t xml:space="preserve"> </w:t>
-        </w:r>
-      </w:ins>
-      <w:ins w:id="42" w:author="PR Preview" w:date="2026-01-01T00:00:00Z">
-        <w:r>
-          <w:t xml:space="preserve">Link once per div or passage, not at every mention.</w:t>
-        </w:r>
-      </w:ins>
+      <w:r>
+        <w:rPr>
+          <w:b/>
+          <w:bCs/>
+        </w:rPr>
+        <w:t xml:space="preserve">Define and link every technical term at its first use in each div:</w:t>
+      </w:r>
+      <w:r>
+        <w:t xml:space="preserve"> </w:t>
+      </w:r>
+      <w:r>
+        <w:t xml:space="preserve">Inside a definition, theorem, example or other div,</w:t>
+      </w:r>
+      <w:r>
+        <w:t xml:space="preserve"> </w:t>
+      </w:r>
+      <w:r>
+        <w:t xml:space="preserve">link a technical term to its formal definition the first time it appears in that div.</w:t>
+      </w:r>
+      <w:r>
+        <w:t xml:space="preserve"> </w:t>
+      </w:r>
+      <w:r>
+        <w:t xml:space="preserve">Outside divs, link it the first time it appears in each prose passage.</w:t>
+      </w:r>
+      <w:r>
+        <w:t xml:space="preserve"> </w:t>
+      </w:r>
+      <w:r>
+        <w:t xml:space="preserve">A link in an earlier div does not carry over,</w:t>
+      </w:r>
+      <w:r>
+        <w:t xml:space="preserve"> </w:t>
+      </w:r>
+      <w:r>
+        <w:t xml:space="preserve">because readers jump into the middle of a page.</w:t>
+      </w:r>
+      <w:r>
+        <w:t xml:space="preserve"> </w:t>
+      </w:r>
+      <w:r>
+        <w:t xml:space="preserve">Link once per div or passage, not at every mention.</w:t>
+      </w:r>
+      <w:r>
+        <w:t xml:space="preserve"> </w:t>
+      </w:r>
+      <w:r>
+        <w:t xml:space="preserve">If the term has no formal definition yet,</w:t>
+      </w:r>
+      <w:r>
+        <w:t xml:space="preserve"> </w:t>
+      </w:r>
+      <w:r>
+        <w:t xml:space="preserve">write the definition in its own definition div,</w:t>
+      </w:r>
+      <w:r>
+        <w:t xml:space="preserve"> </w:t>
+      </w:r>
+      <w:r>
+        <w:t xml:space="preserve">then link to it.</w:t>
+      </w:r>
+      <w:r>
+        <w:t xml:space="preserve"> </w:t>
+      </w:r>
+      <w:r>
+        <w:t xml:space="preserve">In a series of related documents, such as course notes,</w:t>
+      </w:r>
+      <w:r>
+        <w:t xml:space="preserve"> </w:t>
+      </w:r>
+      <w:r>
+        <w:t xml:space="preserve">first look for a definition in an earlier document</w:t>
+      </w:r>
+      <w:r>
+        <w:t xml:space="preserve"> </w:t>
+      </w:r>
+      <w:r>
+        <w:t xml:space="preserve">and link to it if one exists.</w:t>
+      </w:r>
+      <w:r>
+        <w:t xml:space="preserve"> </w:t>
+      </w:r>
+      <w:r>
+        <w:t xml:space="preserve">Otherwise write the definition in the earliest document that needs the term.</w:t>
+      </w:r>
     </w:p>
     <w:p>
       <w:pPr>
@@ -3895,7 +3764,7 @@
           <w:numId w:val="1001"/>
         </w:numPr>
       </w:pPr>
-      <w:del w:id="43" w:author="PR Preview" w:date="2026-01-01T00:00:00Z">
+      <w:del w:id="3" w:author="PR Preview" w:date="2026-01-01T00:00:00Z">
         <w:r>
           <w:rPr>
             <w:b/>
@@ -3904,14 +3773,268 @@
           <w:delText xml:space="preserve">Name the target of every estimator and predictor:</w:delText>
         </w:r>
       </w:del>
-      <w:del w:id="44" w:author="PR Preview" w:date="2026-01-01T00:00:00Z">
+      <w:del w:id="4" w:author="PR Preview" w:date="2026-01-01T00:00:00Z">
         <w:r>
           <w:delText xml:space="preserve"> </w:delText>
         </w:r>
       </w:del>
+      <w:del w:id="5" w:author="PR Preview" w:date="2026-01-01T00:00:00Z">
+        <w:r>
+          <w:delText xml:space="preserve">Every estimator has one target estimand, and the definition says which.</w:delText>
+        </w:r>
+      </w:del>
+      <w:del w:id="6" w:author="PR Preview" w:date="2026-01-01T00:00:00Z">
+        <w:r>
+          <w:delText xml:space="preserve"> </w:delText>
+        </w:r>
+      </w:del>
+      <w:del w:id="7" w:author="PR Preview" w:date="2026-01-01T00:00:00Z">
+        <w:r>
+          <w:delText xml:space="preserve">A prediction is not an estimator of a mean.</w:delText>
+        </w:r>
+      </w:del>
+      <w:del w:id="8" w:author="PR Preview" w:date="2026-01-01T00:00:00Z">
+        <w:r>
+          <w:delText xml:space="preserve"> </w:delText>
+        </w:r>
+      </w:del>
+      <w:del w:id="9" w:author="PR Preview" w:date="2026-01-01T00:00:00Z">
+        <w:r>
+          <w:delText xml:space="preserve">Its estimand is the observed outcome value of a new data point,</w:delText>
+        </w:r>
+      </w:del>
+      <w:del w:id="10" w:author="PR Preview" w:date="2026-01-01T00:00:00Z">
+        <w:r>
+          <w:delText xml:space="preserve"> </w:delText>
+        </w:r>
+      </w:del>
+      <w:del w:id="11" w:author="PR Preview" w:date="2026-01-01T00:00:00Z">
+        <w:r>
+          <w:delText xml:space="preserve">not the population mean of that outcome.</w:delText>
+        </w:r>
+      </w:del>
+      <w:del w:id="12" w:author="PR Preview" w:date="2026-01-01T00:00:00Z">
+        <w:r>
+          <w:delText xml:space="preserve"> </w:delText>
+        </w:r>
+      </w:del>
+      <w:del w:id="13" w:author="PR Preview" w:date="2026-01-01T00:00:00Z">
+        <w:r>
+          <w:delText xml:space="preserve">For example, the fitted model at</w:delText>
+        </w:r>
+      </w:del>
+      <w:del w:id="14" w:author="PR Preview" w:date="2026-01-01T00:00:00Z">
+        <w:r>
+          <w:delText xml:space="preserve"> </w:delText>
+        </w:r>
+      </w:del>
+      <m:oMath>
+        <m:r>
+          <m:t>x</m:t>
+        </m:r>
+      </m:oMath>
+      <w:del w:id="15" w:author="PR Preview" w:date="2026-01-01T00:00:00Z">
+        <w:r>
+          <w:delText xml:space="preserve"> </w:delText>
+        </w:r>
+      </w:del>
+      <w:del w:id="16" w:author="PR Preview" w:date="2026-01-01T00:00:00Z">
+        <w:r>
+          <w:delText xml:space="preserve">is an estimator of the mean function value at</w:delText>
+        </w:r>
+      </w:del>
+      <w:del w:id="17" w:author="PR Preview" w:date="2026-01-01T00:00:00Z">
+        <w:r>
+          <w:delText xml:space="preserve"> </w:delText>
+        </w:r>
+      </w:del>
+      <m:oMath>
+        <m:r>
+          <m:t>x</m:t>
+        </m:r>
+      </m:oMath>
+      <w:del w:id="18" w:author="PR Preview" w:date="2026-01-01T00:00:00Z">
+        <w:r>
+          <w:delText xml:space="preserve">,</w:delText>
+        </w:r>
+      </w:del>
+      <w:del w:id="19" w:author="PR Preview" w:date="2026-01-01T00:00:00Z">
+        <w:r>
+          <w:delText xml:space="preserve"> </w:delText>
+        </w:r>
+      </w:del>
+      <w:del w:id="20" w:author="PR Preview" w:date="2026-01-01T00:00:00Z">
+        <w:r>
+          <w:delText xml:space="preserve">so its bias is measured against that mean,</w:delText>
+        </w:r>
+      </w:del>
+      <w:del w:id="21" w:author="PR Preview" w:date="2026-01-01T00:00:00Z">
+        <w:r>
+          <w:delText xml:space="preserve"> </w:delText>
+        </w:r>
+      </w:del>
+      <w:del w:id="22" w:author="PR Preview" w:date="2026-01-01T00:00:00Z">
+        <w:r>
+          <w:delText xml:space="preserve">while the prediction at</w:delText>
+        </w:r>
+      </w:del>
+      <w:del w:id="23" w:author="PR Preview" w:date="2026-01-01T00:00:00Z">
+        <w:r>
+          <w:delText xml:space="preserve"> </w:delText>
+        </w:r>
+      </w:del>
+      <m:oMath>
+        <m:r>
+          <m:t>x</m:t>
+        </m:r>
+      </m:oMath>
+      <w:del w:id="24" w:author="PR Preview" w:date="2026-01-01T00:00:00Z">
+        <w:r>
+          <w:delText xml:space="preserve"> </w:delText>
+        </w:r>
+      </w:del>
+      <w:del w:id="25" w:author="PR Preview" w:date="2026-01-01T00:00:00Z">
+        <w:r>
+          <w:delText xml:space="preserve">has the new outcome</w:delText>
+        </w:r>
+      </w:del>
+      <w:del w:id="26" w:author="PR Preview" w:date="2026-01-01T00:00:00Z">
+        <w:r>
+          <w:delText xml:space="preserve"> </w:delText>
+        </w:r>
+      </w:del>
+      <m:oMath>
+        <m:sSub>
+          <m:e>
+            <m:r>
+              <m:t>Y</m:t>
+            </m:r>
+          </m:e>
+          <m:sub>
+            <m:r>
+              <m:rPr>
+                <m:sty m:val="p"/>
+              </m:rPr>
+              <m:t>*</m:t>
+            </m:r>
+          </m:sub>
+        </m:sSub>
+      </m:oMath>
+      <w:del w:id="27" w:author="PR Preview" w:date="2026-01-01T00:00:00Z">
+        <w:r>
+          <w:delText xml:space="preserve"> </w:delText>
+        </w:r>
+      </w:del>
+      <w:del w:id="28" w:author="PR Preview" w:date="2026-01-01T00:00:00Z">
+        <w:r>
+          <w:delText xml:space="preserve">as its estimand,</w:delText>
+        </w:r>
+      </w:del>
+      <w:del w:id="29" w:author="PR Preview" w:date="2026-01-01T00:00:00Z">
+        <w:r>
+          <w:delText xml:space="preserve"> </w:delText>
+        </w:r>
+      </w:del>
+      <w:del w:id="30" w:author="PR Preview" w:date="2026-01-01T00:00:00Z">
+        <w:r>
+          <w:delText xml:space="preserve">so its prediction error is measured against</w:delText>
+        </w:r>
+      </w:del>
+      <w:del w:id="31" w:author="PR Preview" w:date="2026-01-01T00:00:00Z">
+        <w:r>
+          <w:delText xml:space="preserve"> </w:delText>
+        </w:r>
+      </w:del>
+      <m:oMath>
+        <m:sSub>
+          <m:e>
+            <m:r>
+              <m:t>Y</m:t>
+            </m:r>
+          </m:e>
+          <m:sub>
+            <m:r>
+              <m:rPr>
+                <m:sty m:val="p"/>
+              </m:rPr>
+              <m:t>*</m:t>
+            </m:r>
+          </m:sub>
+        </m:sSub>
+      </m:oMath>
+      <w:del w:id="32" w:author="PR Preview" w:date="2026-01-01T00:00:00Z">
+        <w:r>
+          <w:delText xml:space="preserve">.</w:delText>
+        </w:r>
+      </w:del>
+      <w:del w:id="33" w:author="PR Preview" w:date="2026-01-01T00:00:00Z">
+        <w:r>
+          <w:delText xml:space="preserve"> </w:delText>
+        </w:r>
+      </w:del>
+      <w:del w:id="34" w:author="PR Preview" w:date="2026-01-01T00:00:00Z">
+        <w:r>
+          <w:delText xml:space="preserve">Write</w:delText>
+        </w:r>
+      </w:del>
+      <w:del w:id="35" w:author="PR Preview" w:date="2026-01-01T00:00:00Z">
+        <w:r>
+          <w:delText xml:space="preserve"> </w:delText>
+        </w:r>
+      </w:del>
+      <w:del w:id="36" w:author="PR Preview" w:date="2026-01-01T00:00:00Z">
+        <w:r>
+          <w:delText xml:space="preserve">“the fitted model at</w:delText>
+        </w:r>
+      </w:del>
+      <w:del w:id="37" w:author="PR Preview" w:date="2026-01-01T00:00:00Z">
+        <w:r>
+          <w:delText xml:space="preserve"> </w:delText>
+        </w:r>
+      </w:del>
+      <m:oMath>
+        <m:r>
+          <m:t>x</m:t>
+        </m:r>
+      </m:oMath>
+      <w:del w:id="38" w:author="PR Preview" w:date="2026-01-01T00:00:00Z">
+        <w:r>
+          <w:delText xml:space="preserve"> </w:delText>
+        </w:r>
+      </w:del>
+      <w:del w:id="39" w:author="PR Preview" w:date="2026-01-01T00:00:00Z">
+        <w:r>
+          <w:delText xml:space="preserve">as an estimator of the mean function value”</w:delText>
+        </w:r>
+      </w:del>
+      <w:del w:id="40" w:author="PR Preview" w:date="2026-01-01T00:00:00Z">
+        <w:r>
+          <w:delText xml:space="preserve">,</w:delText>
+        </w:r>
+      </w:del>
+      <w:del w:id="41" w:author="PR Preview" w:date="2026-01-01T00:00:00Z">
+        <w:r>
+          <w:delText xml:space="preserve"> </w:delText>
+        </w:r>
+      </w:del>
+      <w:del w:id="42" w:author="PR Preview" w:date="2026-01-01T00:00:00Z">
+        <w:r>
+          <w:delText xml:space="preserve">or</w:delText>
+        </w:r>
+      </w:del>
+      <w:del w:id="43" w:author="PR Preview" w:date="2026-01-01T00:00:00Z">
+        <w:r>
+          <w:delText xml:space="preserve"> </w:delText>
+        </w:r>
+      </w:del>
+      <w:del w:id="44" w:author="PR Preview" w:date="2026-01-01T00:00:00Z">
+        <w:r>
+          <w:delText xml:space="preserve">“the prediction of the new outcome”</w:delText>
+        </w:r>
+      </w:del>
       <w:del w:id="45" w:author="PR Preview" w:date="2026-01-01T00:00:00Z">
         <w:r>
-          <w:delText xml:space="preserve">Every estimator has one target estimand, and the definition says which.</w:delText>
+          <w:delText xml:space="preserve">,</w:delText>
         </w:r>
       </w:del>
       <w:del w:id="46" w:author="PR Preview" w:date="2026-01-01T00:00:00Z">
@@ -3921,260 +4044,6 @@
       </w:del>
       <w:del w:id="47" w:author="PR Preview" w:date="2026-01-01T00:00:00Z">
         <w:r>
-          <w:delText xml:space="preserve">A prediction is not an estimator of a mean.</w:delText>
-        </w:r>
-      </w:del>
-      <w:del w:id="48" w:author="PR Preview" w:date="2026-01-01T00:00:00Z">
-        <w:r>
-          <w:delText xml:space="preserve"> </w:delText>
-        </w:r>
-      </w:del>
-      <w:del w:id="49" w:author="PR Preview" w:date="2026-01-01T00:00:00Z">
-        <w:r>
-          <w:delText xml:space="preserve">Its estimand is the observed outcome value of a new data point,</w:delText>
-        </w:r>
-      </w:del>
-      <w:del w:id="50" w:author="PR Preview" w:date="2026-01-01T00:00:00Z">
-        <w:r>
-          <w:delText xml:space="preserve"> </w:delText>
-        </w:r>
-      </w:del>
-      <w:del w:id="51" w:author="PR Preview" w:date="2026-01-01T00:00:00Z">
-        <w:r>
-          <w:delText xml:space="preserve">not the population mean of that outcome.</w:delText>
-        </w:r>
-      </w:del>
-      <w:del w:id="52" w:author="PR Preview" w:date="2026-01-01T00:00:00Z">
-        <w:r>
-          <w:delText xml:space="preserve"> </w:delText>
-        </w:r>
-      </w:del>
-      <w:del w:id="53" w:author="PR Preview" w:date="2026-01-01T00:00:00Z">
-        <w:r>
-          <w:delText xml:space="preserve">For example, the fitted model at</w:delText>
-        </w:r>
-      </w:del>
-      <w:del w:id="54" w:author="PR Preview" w:date="2026-01-01T00:00:00Z">
-        <w:r>
-          <w:delText xml:space="preserve"> </w:delText>
-        </w:r>
-      </w:del>
-      <m:oMath>
-        <m:r>
-          <m:t>x</m:t>
-        </m:r>
-      </m:oMath>
-      <w:del w:id="55" w:author="PR Preview" w:date="2026-01-01T00:00:00Z">
-        <w:r>
-          <w:delText xml:space="preserve"> </w:delText>
-        </w:r>
-      </w:del>
-      <w:del w:id="56" w:author="PR Preview" w:date="2026-01-01T00:00:00Z">
-        <w:r>
-          <w:delText xml:space="preserve">is an estimator of the mean function value at</w:delText>
-        </w:r>
-      </w:del>
-      <w:del w:id="57" w:author="PR Preview" w:date="2026-01-01T00:00:00Z">
-        <w:r>
-          <w:delText xml:space="preserve"> </w:delText>
-        </w:r>
-      </w:del>
-      <m:oMath>
-        <m:r>
-          <m:t>x</m:t>
-        </m:r>
-      </m:oMath>
-      <w:del w:id="58" w:author="PR Preview" w:date="2026-01-01T00:00:00Z">
-        <w:r>
-          <w:delText xml:space="preserve">,</w:delText>
-        </w:r>
-      </w:del>
-      <w:del w:id="59" w:author="PR Preview" w:date="2026-01-01T00:00:00Z">
-        <w:r>
-          <w:delText xml:space="preserve"> </w:delText>
-        </w:r>
-      </w:del>
-      <w:del w:id="60" w:author="PR Preview" w:date="2026-01-01T00:00:00Z">
-        <w:r>
-          <w:delText xml:space="preserve">so its bias is measured against that mean,</w:delText>
-        </w:r>
-      </w:del>
-      <w:del w:id="61" w:author="PR Preview" w:date="2026-01-01T00:00:00Z">
-        <w:r>
-          <w:delText xml:space="preserve"> </w:delText>
-        </w:r>
-      </w:del>
-      <w:del w:id="62" w:author="PR Preview" w:date="2026-01-01T00:00:00Z">
-        <w:r>
-          <w:delText xml:space="preserve">while the prediction at</w:delText>
-        </w:r>
-      </w:del>
-      <w:del w:id="63" w:author="PR Preview" w:date="2026-01-01T00:00:00Z">
-        <w:r>
-          <w:delText xml:space="preserve"> </w:delText>
-        </w:r>
-      </w:del>
-      <m:oMath>
-        <m:r>
-          <m:t>x</m:t>
-        </m:r>
-      </m:oMath>
-      <w:del w:id="64" w:author="PR Preview" w:date="2026-01-01T00:00:00Z">
-        <w:r>
-          <w:delText xml:space="preserve"> </w:delText>
-        </w:r>
-      </w:del>
-      <w:del w:id="65" w:author="PR Preview" w:date="2026-01-01T00:00:00Z">
-        <w:r>
-          <w:delText xml:space="preserve">has the new outcome</w:delText>
-        </w:r>
-      </w:del>
-      <w:del w:id="66" w:author="PR Preview" w:date="2026-01-01T00:00:00Z">
-        <w:r>
-          <w:delText xml:space="preserve"> </w:delText>
-        </w:r>
-      </w:del>
-      <m:oMath>
-        <m:sSub>
-          <m:e>
-            <m:r>
-              <m:t>Y</m:t>
-            </m:r>
-          </m:e>
-          <m:sub>
-            <m:r>
-              <m:rPr>
-                <m:sty m:val="p"/>
-              </m:rPr>
-              <m:t>*</m:t>
-            </m:r>
-          </m:sub>
-        </m:sSub>
-      </m:oMath>
-      <w:del w:id="67" w:author="PR Preview" w:date="2026-01-01T00:00:00Z">
-        <w:r>
-          <w:delText xml:space="preserve"> </w:delText>
-        </w:r>
-      </w:del>
-      <w:del w:id="68" w:author="PR Preview" w:date="2026-01-01T00:00:00Z">
-        <w:r>
-          <w:delText xml:space="preserve">as its estimand,</w:delText>
-        </w:r>
-      </w:del>
-      <w:del w:id="69" w:author="PR Preview" w:date="2026-01-01T00:00:00Z">
-        <w:r>
-          <w:delText xml:space="preserve"> </w:delText>
-        </w:r>
-      </w:del>
-      <w:del w:id="70" w:author="PR Preview" w:date="2026-01-01T00:00:00Z">
-        <w:r>
-          <w:delText xml:space="preserve">so its prediction error is measured against</w:delText>
-        </w:r>
-      </w:del>
-      <w:del w:id="71" w:author="PR Preview" w:date="2026-01-01T00:00:00Z">
-        <w:r>
-          <w:delText xml:space="preserve"> </w:delText>
-        </w:r>
-      </w:del>
-      <m:oMath>
-        <m:sSub>
-          <m:e>
-            <m:r>
-              <m:t>Y</m:t>
-            </m:r>
-          </m:e>
-          <m:sub>
-            <m:r>
-              <m:rPr>
-                <m:sty m:val="p"/>
-              </m:rPr>
-              <m:t>*</m:t>
-            </m:r>
-          </m:sub>
-        </m:sSub>
-      </m:oMath>
-      <w:del w:id="72" w:author="PR Preview" w:date="2026-01-01T00:00:00Z">
-        <w:r>
-          <w:delText xml:space="preserve">.</w:delText>
-        </w:r>
-      </w:del>
-      <w:del w:id="73" w:author="PR Preview" w:date="2026-01-01T00:00:00Z">
-        <w:r>
-          <w:delText xml:space="preserve"> </w:delText>
-        </w:r>
-      </w:del>
-      <w:del w:id="74" w:author="PR Preview" w:date="2026-01-01T00:00:00Z">
-        <w:r>
-          <w:delText xml:space="preserve">Write</w:delText>
-        </w:r>
-      </w:del>
-      <w:del w:id="75" w:author="PR Preview" w:date="2026-01-01T00:00:00Z">
-        <w:r>
-          <w:delText xml:space="preserve"> </w:delText>
-        </w:r>
-      </w:del>
-      <w:del w:id="76" w:author="PR Preview" w:date="2026-01-01T00:00:00Z">
-        <w:r>
-          <w:delText xml:space="preserve">“the fitted model at</w:delText>
-        </w:r>
-      </w:del>
-      <w:del w:id="77" w:author="PR Preview" w:date="2026-01-01T00:00:00Z">
-        <w:r>
-          <w:delText xml:space="preserve"> </w:delText>
-        </w:r>
-      </w:del>
-      <m:oMath>
-        <m:r>
-          <m:t>x</m:t>
-        </m:r>
-      </m:oMath>
-      <w:del w:id="78" w:author="PR Preview" w:date="2026-01-01T00:00:00Z">
-        <w:r>
-          <w:delText xml:space="preserve"> </w:delText>
-        </w:r>
-      </w:del>
-      <w:del w:id="79" w:author="PR Preview" w:date="2026-01-01T00:00:00Z">
-        <w:r>
-          <w:delText xml:space="preserve">as an estimator of the mean function value”</w:delText>
-        </w:r>
-      </w:del>
-      <w:del w:id="80" w:author="PR Preview" w:date="2026-01-01T00:00:00Z">
-        <w:r>
-          <w:delText xml:space="preserve">,</w:delText>
-        </w:r>
-      </w:del>
-      <w:del w:id="81" w:author="PR Preview" w:date="2026-01-01T00:00:00Z">
-        <w:r>
-          <w:delText xml:space="preserve"> </w:delText>
-        </w:r>
-      </w:del>
-      <w:del w:id="82" w:author="PR Preview" w:date="2026-01-01T00:00:00Z">
-        <w:r>
-          <w:delText xml:space="preserve">or</w:delText>
-        </w:r>
-      </w:del>
-      <w:del w:id="83" w:author="PR Preview" w:date="2026-01-01T00:00:00Z">
-        <w:r>
-          <w:delText xml:space="preserve"> </w:delText>
-        </w:r>
-      </w:del>
-      <w:del w:id="84" w:author="PR Preview" w:date="2026-01-01T00:00:00Z">
-        <w:r>
-          <w:delText xml:space="preserve">“the prediction of the new outcome”</w:delText>
-        </w:r>
-      </w:del>
-      <w:del w:id="85" w:author="PR Preview" w:date="2026-01-01T00:00:00Z">
-        <w:r>
-          <w:delText xml:space="preserve">,</w:delText>
-        </w:r>
-      </w:del>
-      <w:del w:id="86" w:author="PR Preview" w:date="2026-01-01T00:00:00Z">
-        <w:r>
-          <w:delText xml:space="preserve"> </w:delText>
-        </w:r>
-      </w:del>
-      <w:del w:id="87" w:author="PR Preview" w:date="2026-01-01T00:00:00Z">
-        <w:r>
           <w:delText xml:space="preserve">and never leave the target implicit.</w:delText>
         </w:r>
       </w:del>
@@ -4186,7 +4055,7 @@
           <w:numId w:val="1001"/>
         </w:numPr>
       </w:pPr>
-      <w:ins w:id="88" w:author="PR Preview" w:date="2026-01-01T00:00:00Z">
+      <w:ins w:id="48" w:author="PR Preview" w:date="2026-01-01T00:00:00Z">
         <w:r>
           <w:rPr>
             <w:b/>
@@ -4195,14 +4064,283 @@
           <w:t xml:space="preserve">Name the target of every estimator and predictor:</w:t>
         </w:r>
       </w:ins>
-      <w:ins w:id="89" w:author="PR Preview" w:date="2026-01-01T00:00:00Z">
+      <w:ins w:id="49" w:author="PR Preview" w:date="2026-01-01T00:00:00Z">
         <w:r>
           <w:t xml:space="preserve"> </w:t>
         </w:r>
       </w:ins>
+      <w:ins w:id="50" w:author="PR Preview" w:date="2026-01-01T00:00:00Z">
+        <w:r>
+          <w:t xml:space="preserve">Every estimator has one target estimand, and the definition says which.</w:t>
+        </w:r>
+      </w:ins>
+      <w:ins w:id="51" w:author="PR Preview" w:date="2026-01-01T00:00:00Z">
+        <w:r>
+          <w:t xml:space="preserve"> </w:t>
+        </w:r>
+      </w:ins>
+      <w:ins w:id="52" w:author="PR Preview" w:date="2026-01-01T00:00:00Z">
+        <w:r>
+          <w:t xml:space="preserve">A prediction is not an estimator of a mean.</w:t>
+        </w:r>
+      </w:ins>
+      <w:ins w:id="53" w:author="PR Preview" w:date="2026-01-01T00:00:00Z">
+        <w:r>
+          <w:t xml:space="preserve"> </w:t>
+        </w:r>
+      </w:ins>
+      <w:ins w:id="54" w:author="PR Preview" w:date="2026-01-01T00:00:00Z">
+        <w:r>
+          <w:t xml:space="preserve">Its estimand is the observed outcome value of a new data point,</w:t>
+        </w:r>
+      </w:ins>
+      <w:ins w:id="55" w:author="PR Preview" w:date="2026-01-01T00:00:00Z">
+        <w:r>
+          <w:t xml:space="preserve"> </w:t>
+        </w:r>
+      </w:ins>
+      <w:ins w:id="56" w:author="PR Preview" w:date="2026-01-01T00:00:00Z">
+        <w:r>
+          <w:t xml:space="preserve">not the population mean of that outcome.</w:t>
+        </w:r>
+      </w:ins>
+      <w:ins w:id="57" w:author="PR Preview" w:date="2026-01-01T00:00:00Z">
+        <w:r>
+          <w:t xml:space="preserve"> </w:t>
+        </w:r>
+      </w:ins>
+      <w:ins w:id="58" w:author="PR Preview" w:date="2026-01-01T00:00:00Z">
+        <w:r>
+          <w:t xml:space="preserve">For example, the fitted model at</w:t>
+        </w:r>
+      </w:ins>
+      <w:ins w:id="59" w:author="PR Preview" w:date="2026-01-01T00:00:00Z">
+        <w:r>
+          <w:t xml:space="preserve"> </w:t>
+        </w:r>
+      </w:ins>
+      <m:oMath>
+        <m:r>
+          <m:t>x</m:t>
+        </m:r>
+      </m:oMath>
+      <w:ins w:id="60" w:author="PR Preview" w:date="2026-01-01T00:00:00Z">
+        <w:r>
+          <w:t xml:space="preserve"> </w:t>
+        </w:r>
+      </w:ins>
+      <w:ins w:id="61" w:author="PR Preview" w:date="2026-01-01T00:00:00Z">
+        <w:r>
+          <w:t xml:space="preserve">is an estimator of the mean function value</w:t>
+        </w:r>
+      </w:ins>
+      <w:ins w:id="62" w:author="PR Preview" w:date="2026-01-01T00:00:00Z">
+        <w:r>
+          <w:t xml:space="preserve"> </w:t>
+        </w:r>
+      </w:ins>
+      <m:oMath>
+        <m:r>
+          <m:t>μ</m:t>
+        </m:r>
+        <m:r>
+          <m:rPr>
+            <m:sty m:val="p"/>
+          </m:rPr>
+          <m:t>(</m:t>
+        </m:r>
+        <m:r>
+          <m:t>x</m:t>
+        </m:r>
+        <m:r>
+          <m:rPr>
+            <m:sty m:val="p"/>
+          </m:rPr>
+          <m:t>)</m:t>
+        </m:r>
+      </m:oMath>
+      <w:ins w:id="63" w:author="PR Preview" w:date="2026-01-01T00:00:00Z">
+        <w:r>
+          <w:t xml:space="preserve">,</w:t>
+        </w:r>
+      </w:ins>
+      <w:ins w:id="64" w:author="PR Preview" w:date="2026-01-01T00:00:00Z">
+        <w:r>
+          <w:t xml:space="preserve"> </w:t>
+        </w:r>
+      </w:ins>
+      <w:ins w:id="65" w:author="PR Preview" w:date="2026-01-01T00:00:00Z">
+        <w:r>
+          <w:t xml:space="preserve">so its bias is measured against that mean,</w:t>
+        </w:r>
+      </w:ins>
+      <w:ins w:id="66" w:author="PR Preview" w:date="2026-01-01T00:00:00Z">
+        <w:r>
+          <w:t xml:space="preserve"> </w:t>
+        </w:r>
+      </w:ins>
+      <w:ins w:id="67" w:author="PR Preview" w:date="2026-01-01T00:00:00Z">
+        <w:r>
+          <w:t xml:space="preserve">while the prediction at</w:t>
+        </w:r>
+      </w:ins>
+      <w:ins w:id="68" w:author="PR Preview" w:date="2026-01-01T00:00:00Z">
+        <w:r>
+          <w:t xml:space="preserve"> </w:t>
+        </w:r>
+      </w:ins>
+      <m:oMath>
+        <m:r>
+          <m:t>x</m:t>
+        </m:r>
+      </m:oMath>
+      <w:ins w:id="69" w:author="PR Preview" w:date="2026-01-01T00:00:00Z">
+        <w:r>
+          <w:t xml:space="preserve"> </w:t>
+        </w:r>
+      </w:ins>
+      <w:ins w:id="70" w:author="PR Preview" w:date="2026-01-01T00:00:00Z">
+        <w:r>
+          <w:t xml:space="preserve">has the new outcome</w:t>
+        </w:r>
+      </w:ins>
+      <w:ins w:id="71" w:author="PR Preview" w:date="2026-01-01T00:00:00Z">
+        <w:r>
+          <w:t xml:space="preserve"> </w:t>
+        </w:r>
+      </w:ins>
+      <m:oMath>
+        <m:sSub>
+          <m:e>
+            <m:r>
+              <m:t>Y</m:t>
+            </m:r>
+          </m:e>
+          <m:sub>
+            <m:r>
+              <m:rPr>
+                <m:sty m:val="p"/>
+              </m:rPr>
+              <m:t>*</m:t>
+            </m:r>
+          </m:sub>
+        </m:sSub>
+      </m:oMath>
+      <w:ins w:id="72" w:author="PR Preview" w:date="2026-01-01T00:00:00Z">
+        <w:r>
+          <w:t xml:space="preserve"> </w:t>
+        </w:r>
+      </w:ins>
+      <w:ins w:id="73" w:author="PR Preview" w:date="2026-01-01T00:00:00Z">
+        <w:r>
+          <w:t xml:space="preserve">as its estimand,</w:t>
+        </w:r>
+      </w:ins>
+      <w:ins w:id="74" w:author="PR Preview" w:date="2026-01-01T00:00:00Z">
+        <w:r>
+          <w:t xml:space="preserve"> </w:t>
+        </w:r>
+      </w:ins>
+      <w:ins w:id="75" w:author="PR Preview" w:date="2026-01-01T00:00:00Z">
+        <w:r>
+          <w:t xml:space="preserve">so its prediction error is measured against</w:t>
+        </w:r>
+      </w:ins>
+      <w:ins w:id="76" w:author="PR Preview" w:date="2026-01-01T00:00:00Z">
+        <w:r>
+          <w:t xml:space="preserve"> </w:t>
+        </w:r>
+      </w:ins>
+      <m:oMath>
+        <m:sSub>
+          <m:e>
+            <m:r>
+              <m:t>Y</m:t>
+            </m:r>
+          </m:e>
+          <m:sub>
+            <m:r>
+              <m:rPr>
+                <m:sty m:val="p"/>
+              </m:rPr>
+              <m:t>*</m:t>
+            </m:r>
+          </m:sub>
+        </m:sSub>
+      </m:oMath>
+      <w:ins w:id="77" w:author="PR Preview" w:date="2026-01-01T00:00:00Z">
+        <w:r>
+          <w:t xml:space="preserve">.</w:t>
+        </w:r>
+      </w:ins>
+      <w:ins w:id="78" w:author="PR Preview" w:date="2026-01-01T00:00:00Z">
+        <w:r>
+          <w:t xml:space="preserve"> </w:t>
+        </w:r>
+      </w:ins>
+      <w:ins w:id="79" w:author="PR Preview" w:date="2026-01-01T00:00:00Z">
+        <w:r>
+          <w:t xml:space="preserve">Write</w:t>
+        </w:r>
+      </w:ins>
+      <w:ins w:id="80" w:author="PR Preview" w:date="2026-01-01T00:00:00Z">
+        <w:r>
+          <w:t xml:space="preserve"> </w:t>
+        </w:r>
+      </w:ins>
+      <w:ins w:id="81" w:author="PR Preview" w:date="2026-01-01T00:00:00Z">
+        <w:r>
+          <w:t xml:space="preserve">“the fitted model at</w:t>
+        </w:r>
+      </w:ins>
+      <w:ins w:id="82" w:author="PR Preview" w:date="2026-01-01T00:00:00Z">
+        <w:r>
+          <w:t xml:space="preserve"> </w:t>
+        </w:r>
+      </w:ins>
+      <m:oMath>
+        <m:r>
+          <m:t>x</m:t>
+        </m:r>
+      </m:oMath>
+      <w:ins w:id="83" w:author="PR Preview" w:date="2026-01-01T00:00:00Z">
+        <w:r>
+          <w:t xml:space="preserve"> </w:t>
+        </w:r>
+      </w:ins>
+      <w:ins w:id="84" w:author="PR Preview" w:date="2026-01-01T00:00:00Z">
+        <w:r>
+          <w:t xml:space="preserve">as an estimator of the mean function value”</w:t>
+        </w:r>
+      </w:ins>
+      <w:ins w:id="85" w:author="PR Preview" w:date="2026-01-01T00:00:00Z">
+        <w:r>
+          <w:t xml:space="preserve">,</w:t>
+        </w:r>
+      </w:ins>
+      <w:ins w:id="86" w:author="PR Preview" w:date="2026-01-01T00:00:00Z">
+        <w:r>
+          <w:t xml:space="preserve"> </w:t>
+        </w:r>
+      </w:ins>
+      <w:ins w:id="87" w:author="PR Preview" w:date="2026-01-01T00:00:00Z">
+        <w:r>
+          <w:t xml:space="preserve">or</w:t>
+        </w:r>
+      </w:ins>
+      <w:ins w:id="88" w:author="PR Preview" w:date="2026-01-01T00:00:00Z">
+        <w:r>
+          <w:t xml:space="preserve"> </w:t>
+        </w:r>
+      </w:ins>
+      <w:ins w:id="89" w:author="PR Preview" w:date="2026-01-01T00:00:00Z">
+        <w:r>
+          <w:t xml:space="preserve">“the prediction of the new outcome”</w:t>
+        </w:r>
+      </w:ins>
       <w:ins w:id="90" w:author="PR Preview" w:date="2026-01-01T00:00:00Z">
         <w:r>
-          <w:t xml:space="preserve">Every estimator has one target estimand, and the definition says which.</w:t>
+          <w:t xml:space="preserve">,</w:t>
         </w:r>
       </w:ins>
       <w:ins w:id="91" w:author="PR Preview" w:date="2026-01-01T00:00:00Z">
@@ -4211,275 +4349,6 @@
         </w:r>
       </w:ins>
       <w:ins w:id="92" w:author="PR Preview" w:date="2026-01-01T00:00:00Z">
-        <w:r>
-          <w:t xml:space="preserve">A prediction is not an estimator of a mean.</w:t>
-        </w:r>
-      </w:ins>
-      <w:ins w:id="93" w:author="PR Preview" w:date="2026-01-01T00:00:00Z">
-        <w:r>
-          <w:t xml:space="preserve"> </w:t>
-        </w:r>
-      </w:ins>
-      <w:ins w:id="94" w:author="PR Preview" w:date="2026-01-01T00:00:00Z">
-        <w:r>
-          <w:t xml:space="preserve">Its estimand is the observed outcome value of a new data point,</w:t>
-        </w:r>
-      </w:ins>
-      <w:ins w:id="95" w:author="PR Preview" w:date="2026-01-01T00:00:00Z">
-        <w:r>
-          <w:t xml:space="preserve"> </w:t>
-        </w:r>
-      </w:ins>
-      <w:ins w:id="96" w:author="PR Preview" w:date="2026-01-01T00:00:00Z">
-        <w:r>
-          <w:t xml:space="preserve">not the population mean of that outcome.</w:t>
-        </w:r>
-      </w:ins>
-      <w:ins w:id="97" w:author="PR Preview" w:date="2026-01-01T00:00:00Z">
-        <w:r>
-          <w:t xml:space="preserve"> </w:t>
-        </w:r>
-      </w:ins>
-      <w:ins w:id="98" w:author="PR Preview" w:date="2026-01-01T00:00:00Z">
-        <w:r>
-          <w:t xml:space="preserve">For example, the fitted model at</w:t>
-        </w:r>
-      </w:ins>
-      <w:ins w:id="99" w:author="PR Preview" w:date="2026-01-01T00:00:00Z">
-        <w:r>
-          <w:t xml:space="preserve"> </w:t>
-        </w:r>
-      </w:ins>
-      <m:oMath>
-        <m:r>
-          <m:t>x</m:t>
-        </m:r>
-      </m:oMath>
-      <w:ins w:id="100" w:author="PR Preview" w:date="2026-01-01T00:00:00Z">
-        <w:r>
-          <w:t xml:space="preserve"> </w:t>
-        </w:r>
-      </w:ins>
-      <w:ins w:id="101" w:author="PR Preview" w:date="2026-01-01T00:00:00Z">
-        <w:r>
-          <w:t xml:space="preserve">is an estimator of the mean function value</w:t>
-        </w:r>
-      </w:ins>
-      <w:ins w:id="102" w:author="PR Preview" w:date="2026-01-01T00:00:00Z">
-        <w:r>
-          <w:t xml:space="preserve"> </w:t>
-        </w:r>
-      </w:ins>
-      <m:oMath>
-        <m:r>
-          <m:t>μ</m:t>
-        </m:r>
-        <m:r>
-          <m:rPr>
-            <m:sty m:val="p"/>
-          </m:rPr>
-          <m:t>(</m:t>
-        </m:r>
-        <m:r>
-          <m:t>x</m:t>
-        </m:r>
-        <m:r>
-          <m:rPr>
-            <m:sty m:val="p"/>
-          </m:rPr>
-          <m:t>)</m:t>
-        </m:r>
-      </m:oMath>
-      <w:ins w:id="103" w:author="PR Preview" w:date="2026-01-01T00:00:00Z">
-        <w:r>
-          <w:t xml:space="preserve">,</w:t>
-        </w:r>
-      </w:ins>
-      <w:ins w:id="104" w:author="PR Preview" w:date="2026-01-01T00:00:00Z">
-        <w:r>
-          <w:t xml:space="preserve"> </w:t>
-        </w:r>
-      </w:ins>
-      <w:ins w:id="105" w:author="PR Preview" w:date="2026-01-01T00:00:00Z">
-        <w:r>
-          <w:t xml:space="preserve">so its bias is measured against that mean,</w:t>
-        </w:r>
-      </w:ins>
-      <w:ins w:id="106" w:author="PR Preview" w:date="2026-01-01T00:00:00Z">
-        <w:r>
-          <w:t xml:space="preserve"> </w:t>
-        </w:r>
-      </w:ins>
-      <w:ins w:id="107" w:author="PR Preview" w:date="2026-01-01T00:00:00Z">
-        <w:r>
-          <w:t xml:space="preserve">while the prediction at</w:t>
-        </w:r>
-      </w:ins>
-      <w:ins w:id="108" w:author="PR Preview" w:date="2026-01-01T00:00:00Z">
-        <w:r>
-          <w:t xml:space="preserve"> </w:t>
-        </w:r>
-      </w:ins>
-      <m:oMath>
-        <m:r>
-          <m:t>x</m:t>
-        </m:r>
-      </m:oMath>
-      <w:ins w:id="109" w:author="PR Preview" w:date="2026-01-01T00:00:00Z">
-        <w:r>
-          <w:t xml:space="preserve"> </w:t>
-        </w:r>
-      </w:ins>
-      <w:ins w:id="110" w:author="PR Preview" w:date="2026-01-01T00:00:00Z">
-        <w:r>
-          <w:t xml:space="preserve">has the new outcome</w:t>
-        </w:r>
-      </w:ins>
-      <w:ins w:id="111" w:author="PR Preview" w:date="2026-01-01T00:00:00Z">
-        <w:r>
-          <w:t xml:space="preserve"> </w:t>
-        </w:r>
-      </w:ins>
-      <m:oMath>
-        <m:sSub>
-          <m:e>
-            <m:r>
-              <m:t>Y</m:t>
-            </m:r>
-          </m:e>
-          <m:sub>
-            <m:r>
-              <m:rPr>
-                <m:sty m:val="p"/>
-              </m:rPr>
-              <m:t>*</m:t>
-            </m:r>
-          </m:sub>
-        </m:sSub>
-      </m:oMath>
-      <w:ins w:id="112" w:author="PR Preview" w:date="2026-01-01T00:00:00Z">
-        <w:r>
-          <w:t xml:space="preserve"> </w:t>
-        </w:r>
-      </w:ins>
-      <w:ins w:id="113" w:author="PR Preview" w:date="2026-01-01T00:00:00Z">
-        <w:r>
-          <w:t xml:space="preserve">as its estimand,</w:t>
-        </w:r>
-      </w:ins>
-      <w:ins w:id="114" w:author="PR Preview" w:date="2026-01-01T00:00:00Z">
-        <w:r>
-          <w:t xml:space="preserve"> </w:t>
-        </w:r>
-      </w:ins>
-      <w:ins w:id="115" w:author="PR Preview" w:date="2026-01-01T00:00:00Z">
-        <w:r>
-          <w:t xml:space="preserve">so its prediction error is measured against</w:t>
-        </w:r>
-      </w:ins>
-      <w:ins w:id="116" w:author="PR Preview" w:date="2026-01-01T00:00:00Z">
-        <w:r>
-          <w:t xml:space="preserve"> </w:t>
-        </w:r>
-      </w:ins>
-      <m:oMath>
-        <m:sSub>
-          <m:e>
-            <m:r>
-              <m:t>Y</m:t>
-            </m:r>
-          </m:e>
-          <m:sub>
-            <m:r>
-              <m:rPr>
-                <m:sty m:val="p"/>
-              </m:rPr>
-              <m:t>*</m:t>
-            </m:r>
-          </m:sub>
-        </m:sSub>
-      </m:oMath>
-      <w:ins w:id="117" w:author="PR Preview" w:date="2026-01-01T00:00:00Z">
-        <w:r>
-          <w:t xml:space="preserve">.</w:t>
-        </w:r>
-      </w:ins>
-      <w:ins w:id="118" w:author="PR Preview" w:date="2026-01-01T00:00:00Z">
-        <w:r>
-          <w:t xml:space="preserve"> </w:t>
-        </w:r>
-      </w:ins>
-      <w:ins w:id="119" w:author="PR Preview" w:date="2026-01-01T00:00:00Z">
-        <w:r>
-          <w:t xml:space="preserve">Write</w:t>
-        </w:r>
-      </w:ins>
-      <w:ins w:id="120" w:author="PR Preview" w:date="2026-01-01T00:00:00Z">
-        <w:r>
-          <w:t xml:space="preserve"> </w:t>
-        </w:r>
-      </w:ins>
-      <w:ins w:id="121" w:author="PR Preview" w:date="2026-01-01T00:00:00Z">
-        <w:r>
-          <w:t xml:space="preserve">“the fitted model at</w:t>
-        </w:r>
-      </w:ins>
-      <w:ins w:id="122" w:author="PR Preview" w:date="2026-01-01T00:00:00Z">
-        <w:r>
-          <w:t xml:space="preserve"> </w:t>
-        </w:r>
-      </w:ins>
-      <m:oMath>
-        <m:r>
-          <m:t>x</m:t>
-        </m:r>
-      </m:oMath>
-      <w:ins w:id="123" w:author="PR Preview" w:date="2026-01-01T00:00:00Z">
-        <w:r>
-          <w:t xml:space="preserve"> </w:t>
-        </w:r>
-      </w:ins>
-      <w:ins w:id="124" w:author="PR Preview" w:date="2026-01-01T00:00:00Z">
-        <w:r>
-          <w:t xml:space="preserve">as an estimator of the mean function value”</w:t>
-        </w:r>
-      </w:ins>
-      <w:ins w:id="125" w:author="PR Preview" w:date="2026-01-01T00:00:00Z">
-        <w:r>
-          <w:t xml:space="preserve">,</w:t>
-        </w:r>
-      </w:ins>
-      <w:ins w:id="126" w:author="PR Preview" w:date="2026-01-01T00:00:00Z">
-        <w:r>
-          <w:t xml:space="preserve"> </w:t>
-        </w:r>
-      </w:ins>
-      <w:ins w:id="127" w:author="PR Preview" w:date="2026-01-01T00:00:00Z">
-        <w:r>
-          <w:t xml:space="preserve">or</w:t>
-        </w:r>
-      </w:ins>
-      <w:ins w:id="128" w:author="PR Preview" w:date="2026-01-01T00:00:00Z">
-        <w:r>
-          <w:t xml:space="preserve"> </w:t>
-        </w:r>
-      </w:ins>
-      <w:ins w:id="129" w:author="PR Preview" w:date="2026-01-01T00:00:00Z">
-        <w:r>
-          <w:t xml:space="preserve">“the prediction of the new outcome”</w:t>
-        </w:r>
-      </w:ins>
-      <w:ins w:id="130" w:author="PR Preview" w:date="2026-01-01T00:00:00Z">
-        <w:r>
-          <w:t xml:space="preserve">,</w:t>
-        </w:r>
-      </w:ins>
-      <w:ins w:id="131" w:author="PR Preview" w:date="2026-01-01T00:00:00Z">
-        <w:r>
-          <w:t xml:space="preserve"> </w:t>
-        </w:r>
-      </w:ins>
-      <w:ins w:id="132" w:author="PR Preview" w:date="2026-01-01T00:00:00Z">
         <w:r>
           <w:t xml:space="preserve">and never leave the target implicit.</w:t>
         </w:r>
